--- a/et7.2的mmo技能系统课程学习记录.docx
+++ b/et7.2的mmo技能系统课程学习记录.docx
@@ -233,7 +233,6 @@
     <w:p>
       <w:pPr>
         <w:rPr>
-          <w:rFonts w:hint="eastAsia"/>
           <w:noProof/>
         </w:rPr>
       </w:pPr>
@@ -290,7 +289,6 @@
     <w:p>
       <w:pPr>
         <w:rPr>
-          <w:rFonts w:hint="eastAsia"/>
           <w:noProof/>
         </w:rPr>
       </w:pPr>
@@ -315,7 +313,7 @@
                     <pic:cNvPicPr/>
                   </pic:nvPicPr>
                   <pic:blipFill>
-                    <a:blip r:embed="rId4"/>
+                    <a:blip r:embed="rId6"/>
                     <a:stretch>
                       <a:fillRect/>
                     </a:stretch>
@@ -369,7 +367,7 @@
                     <pic:cNvPicPr/>
                   </pic:nvPicPr>
                   <pic:blipFill>
-                    <a:blip r:embed="rId5"/>
+                    <a:blip r:embed="rId7"/>
                     <a:stretch>
                       <a:fillRect/>
                     </a:stretch>
@@ -424,7 +422,7 @@
                     <pic:cNvPicPr/>
                   </pic:nvPicPr>
                   <pic:blipFill>
-                    <a:blip r:embed="rId6"/>
+                    <a:blip r:embed="rId8"/>
                     <a:stretch>
                       <a:fillRect/>
                     </a:stretch>
@@ -624,7 +622,6 @@
     <w:p>
       <w:pPr>
         <w:rPr>
-          <w:rFonts w:hint="eastAsia"/>
           <w:noProof/>
         </w:rPr>
       </w:pPr>
@@ -649,7 +646,7 @@
                     <pic:cNvPicPr/>
                   </pic:nvPicPr>
                   <pic:blipFill>
-                    <a:blip r:embed="rId7"/>
+                    <a:blip r:embed="rId9"/>
                     <a:stretch>
                       <a:fillRect/>
                     </a:stretch>
@@ -680,7 +677,6 @@
     <w:p>
       <w:pPr>
         <w:rPr>
-          <w:rFonts w:hint="eastAsia"/>
           <w:noProof/>
         </w:rPr>
       </w:pPr>
@@ -701,7 +697,6 @@
     <w:p>
       <w:pPr>
         <w:rPr>
-          <w:rFonts w:hint="eastAsia"/>
           <w:noProof/>
         </w:rPr>
       </w:pPr>
@@ -732,7 +727,7 @@
                     <pic:cNvPicPr/>
                   </pic:nvPicPr>
                   <pic:blipFill>
-                    <a:blip r:embed="rId8"/>
+                    <a:blip r:embed="rId10"/>
                     <a:stretch>
                       <a:fillRect/>
                     </a:stretch>
@@ -798,7 +793,7 @@
                     <pic:cNvPicPr/>
                   </pic:nvPicPr>
                   <pic:blipFill>
-                    <a:blip r:embed="rId9"/>
+                    <a:blip r:embed="rId11"/>
                     <a:stretch>
                       <a:fillRect/>
                     </a:stretch>
@@ -841,7 +836,7 @@
                     <pic:cNvPicPr/>
                   </pic:nvPicPr>
                   <pic:blipFill>
-                    <a:blip r:embed="rId10"/>
+                    <a:blip r:embed="rId12"/>
                     <a:stretch>
                       <a:fillRect/>
                     </a:stretch>
@@ -884,7 +879,7 @@
                     <pic:cNvPicPr/>
                   </pic:nvPicPr>
                   <pic:blipFill>
-                    <a:blip r:embed="rId11"/>
+                    <a:blip r:embed="rId13"/>
                     <a:stretch>
                       <a:fillRect/>
                     </a:stretch>
@@ -927,7 +922,7 @@
                     <pic:cNvPicPr/>
                   </pic:nvPicPr>
                   <pic:blipFill>
-                    <a:blip r:embed="rId12"/>
+                    <a:blip r:embed="rId14"/>
                     <a:stretch>
                       <a:fillRect/>
                     </a:stretch>
@@ -948,13 +943,7 @@
         </w:drawing>
       </w:r>
     </w:p>
-    <w:p>
-      <w:pPr>
-        <w:rPr>
-          <w:rFonts w:hint="eastAsia"/>
-        </w:rPr>
-      </w:pPr>
-    </w:p>
+    <w:p/>
     <w:p>
       <w:r>
         <w:rPr>
@@ -976,7 +965,7 @@
                     <pic:cNvPicPr/>
                   </pic:nvPicPr>
                   <pic:blipFill>
-                    <a:blip r:embed="rId13"/>
+                    <a:blip r:embed="rId15"/>
                     <a:stretch>
                       <a:fillRect/>
                     </a:stretch>
@@ -1016,6 +1005,15 @@
           <w:rFonts w:hint="eastAsia"/>
         </w:rPr>
         <w:t>进度</w:t>
+      </w:r>
+      <w:r>
+        <w:rPr>
+          <w:rFonts w:hint="eastAsia"/>
+        </w:rPr>
+        <w:t>(技能系统1</w:t>
+      </w:r>
+      <w:r>
+        <w:t>)</w:t>
       </w:r>
     </w:p>
     <w:p/>
@@ -1041,7 +1039,7 @@
                     <pic:cNvPicPr/>
                   </pic:nvPicPr>
                   <pic:blipFill>
-                    <a:blip r:embed="rId14"/>
+                    <a:blip r:embed="rId16"/>
                     <a:stretch>
                       <a:fillRect/>
                     </a:stretch>
@@ -1062,13 +1060,7 @@
         </w:drawing>
       </w:r>
     </w:p>
-    <w:p>
-      <w:pPr>
-        <w:rPr>
-          <w:rFonts w:hint="eastAsia"/>
-        </w:rPr>
-      </w:pPr>
-    </w:p>
+    <w:p/>
     <w:p>
       <w:r>
         <w:rPr>
@@ -1090,7 +1082,7 @@
                     <pic:cNvPicPr/>
                   </pic:nvPicPr>
                   <pic:blipFill>
-                    <a:blip r:embed="rId15"/>
+                    <a:blip r:embed="rId17"/>
                     <a:stretch>
                       <a:fillRect/>
                     </a:stretch>
@@ -1135,7 +1127,7 @@
                     <pic:cNvPicPr/>
                   </pic:nvPicPr>
                   <pic:blipFill>
-                    <a:blip r:embed="rId9"/>
+                    <a:blip r:embed="rId11"/>
                     <a:stretch>
                       <a:fillRect/>
                     </a:stretch>
@@ -1178,7 +1170,7 @@
                     <pic:cNvPicPr/>
                   </pic:nvPicPr>
                   <pic:blipFill>
-                    <a:blip r:embed="rId16"/>
+                    <a:blip r:embed="rId18"/>
                     <a:stretch>
                       <a:fillRect/>
                     </a:stretch>
@@ -1223,7 +1215,7 @@
                     <pic:cNvPicPr/>
                   </pic:nvPicPr>
                   <pic:blipFill>
-                    <a:blip r:embed="rId10"/>
+                    <a:blip r:embed="rId12"/>
                     <a:stretch>
                       <a:fillRect/>
                     </a:stretch>
@@ -1268,7 +1260,7 @@
                     <pic:cNvPicPr/>
                   </pic:nvPicPr>
                   <pic:blipFill>
-                    <a:blip r:embed="rId13"/>
+                    <a:blip r:embed="rId15"/>
                     <a:stretch>
                       <a:fillRect/>
                     </a:stretch>
@@ -1292,11 +1284,6 @@
     <w:p/>
     <w:p/>
     <w:p>
-      <w:pPr>
-        <w:rPr>
-          <w:rFonts w:hint="eastAsia"/>
-        </w:rPr>
-      </w:pPr>
       <w:r>
         <w:t>B</w:t>
       </w:r>
@@ -1329,7 +1316,7 @@
                     <pic:cNvPicPr/>
                   </pic:nvPicPr>
                   <pic:blipFill>
-                    <a:blip r:embed="rId17"/>
+                    <a:blip r:embed="rId19"/>
                     <a:stretch>
                       <a:fillRect/>
                     </a:stretch>
@@ -1352,11 +1339,6 @@
     </w:p>
     <w:p/>
     <w:p>
-      <w:pPr>
-        <w:rPr>
-          <w:rFonts w:hint="eastAsia"/>
-        </w:rPr>
-      </w:pPr>
       <w:r>
         <w:rPr>
           <w:rFonts w:hint="eastAsia"/>
@@ -1393,7 +1375,7 @@
                     <pic:cNvPicPr/>
                   </pic:nvPicPr>
                   <pic:blipFill>
-                    <a:blip r:embed="rId18"/>
+                    <a:blip r:embed="rId20"/>
                     <a:stretch>
                       <a:fillRect/>
                     </a:stretch>
@@ -1448,7 +1430,7 @@
                     <pic:cNvPicPr/>
                   </pic:nvPicPr>
                   <pic:blipFill>
-                    <a:blip r:embed="rId19"/>
+                    <a:blip r:embed="rId21"/>
                     <a:stretch>
                       <a:fillRect/>
                     </a:stretch>
@@ -1493,7 +1475,7 @@
                     <pic:cNvPicPr/>
                   </pic:nvPicPr>
                   <pic:blipFill>
-                    <a:blip r:embed="rId20"/>
+                    <a:blip r:embed="rId22"/>
                     <a:stretch>
                       <a:fillRect/>
                     </a:stretch>
@@ -1554,7 +1536,7 @@
                     <pic:cNvPicPr/>
                   </pic:nvPicPr>
                   <pic:blipFill>
-                    <a:blip r:embed="rId21"/>
+                    <a:blip r:embed="rId23"/>
                     <a:stretch>
                       <a:fillRect/>
                     </a:stretch>
@@ -1583,18 +1565,588 @@
     <w:p/>
     <w:p/>
     <w:p/>
-    <w:p/>
-    <w:p/>
-    <w:p/>
-    <w:p/>
-    <w:p/>
-    <w:p/>
-    <w:p/>
-    <w:p/>
-    <w:p/>
-    <w:p/>
-    <w:p/>
-    <w:p>
+    <w:p>
+      <w:pPr>
+        <w:pStyle w:val="1"/>
+      </w:pPr>
+      <w:r>
+        <w:rPr>
+          <w:rFonts w:hint="eastAsia"/>
+        </w:rPr>
+        <w:t>#</w:t>
+      </w:r>
+      <w:r>
+        <w:t xml:space="preserve"> 250920 </w:t>
+      </w:r>
+      <w:r>
+        <w:rPr>
+          <w:rFonts w:hint="eastAsia"/>
+        </w:rPr>
+        <w:t>技能系统2</w:t>
+      </w:r>
+    </w:p>
+    <w:p/>
+    <w:p>
+      <w:r>
+        <w:rPr>
+          <w:rFonts w:hint="eastAsia"/>
+        </w:rPr>
+        <w:t>写技能释放组件的行为，也就是system</w:t>
+      </w:r>
+    </w:p>
+    <w:p/>
+    <w:p/>
+    <w:p>
+      <w:r>
+        <w:rPr>
+          <w:noProof/>
+        </w:rPr>
+        <w:lastRenderedPageBreak/>
+        <w:drawing>
+          <wp:inline distT="0" distB="0" distL="0" distR="0" wp14:anchorId="2DBDFC92" wp14:editId="4CDBD739">
+            <wp:extent cx="4438650" cy="3219450"/>
+            <wp:effectExtent l="0" t="0" r="0" b="0"/>
+            <wp:docPr id="22" name="图片 22"/>
+            <wp:cNvGraphicFramePr>
+              <a:graphicFrameLocks xmlns:a="http://schemas.openxmlformats.org/drawingml/2006/main" noChangeAspect="1"/>
+            </wp:cNvGraphicFramePr>
+            <a:graphic xmlns:a="http://schemas.openxmlformats.org/drawingml/2006/main">
+              <a:graphicData uri="http://schemas.openxmlformats.org/drawingml/2006/picture">
+                <pic:pic xmlns:pic="http://schemas.openxmlformats.org/drawingml/2006/picture">
+                  <pic:nvPicPr>
+                    <pic:cNvPr id="1" name=""/>
+                    <pic:cNvPicPr/>
+                  </pic:nvPicPr>
+                  <pic:blipFill>
+                    <a:blip r:embed="rId24"/>
+                    <a:stretch>
+                      <a:fillRect/>
+                    </a:stretch>
+                  </pic:blipFill>
+                  <pic:spPr>
+                    <a:xfrm>
+                      <a:off x="0" y="0"/>
+                      <a:ext cx="4438650" cy="3219450"/>
+                    </a:xfrm>
+                    <a:prstGeom prst="rect">
+                      <a:avLst/>
+                    </a:prstGeom>
+                  </pic:spPr>
+                </pic:pic>
+              </a:graphicData>
+            </a:graphic>
+          </wp:inline>
+        </w:drawing>
+      </w:r>
+    </w:p>
+    <w:p/>
+    <w:p>
+      <w:r>
+        <w:rPr>
+          <w:noProof/>
+        </w:rPr>
+        <w:lastRenderedPageBreak/>
+        <w:drawing>
+          <wp:inline distT="0" distB="0" distL="0" distR="0" wp14:anchorId="5BAC3DD8" wp14:editId="4932D448">
+            <wp:extent cx="5274310" cy="6050280"/>
+            <wp:effectExtent l="0" t="0" r="2540" b="7620"/>
+            <wp:docPr id="24" name="图片 24"/>
+            <wp:cNvGraphicFramePr>
+              <a:graphicFrameLocks xmlns:a="http://schemas.openxmlformats.org/drawingml/2006/main" noChangeAspect="1"/>
+            </wp:cNvGraphicFramePr>
+            <a:graphic xmlns:a="http://schemas.openxmlformats.org/drawingml/2006/main">
+              <a:graphicData uri="http://schemas.openxmlformats.org/drawingml/2006/picture">
+                <pic:pic xmlns:pic="http://schemas.openxmlformats.org/drawingml/2006/picture">
+                  <pic:nvPicPr>
+                    <pic:cNvPr id="1" name=""/>
+                    <pic:cNvPicPr/>
+                  </pic:nvPicPr>
+                  <pic:blipFill>
+                    <a:blip r:embed="rId25"/>
+                    <a:stretch>
+                      <a:fillRect/>
+                    </a:stretch>
+                  </pic:blipFill>
+                  <pic:spPr>
+                    <a:xfrm>
+                      <a:off x="0" y="0"/>
+                      <a:ext cx="5274310" cy="6050280"/>
+                    </a:xfrm>
+                    <a:prstGeom prst="rect">
+                      <a:avLst/>
+                    </a:prstGeom>
+                  </pic:spPr>
+                </pic:pic>
+              </a:graphicData>
+            </a:graphic>
+          </wp:inline>
+        </w:drawing>
+      </w:r>
+    </w:p>
+    <w:p/>
+    <w:p>
+      <w:r>
+        <w:rPr>
+          <w:noProof/>
+        </w:rPr>
+        <w:drawing>
+          <wp:inline distT="0" distB="0" distL="0" distR="0" wp14:anchorId="6CCF857F" wp14:editId="1568259F">
+            <wp:extent cx="3124200" cy="1647825"/>
+            <wp:effectExtent l="0" t="0" r="0" b="9525"/>
+            <wp:docPr id="25" name="图片 25"/>
+            <wp:cNvGraphicFramePr>
+              <a:graphicFrameLocks xmlns:a="http://schemas.openxmlformats.org/drawingml/2006/main" noChangeAspect="1"/>
+            </wp:cNvGraphicFramePr>
+            <a:graphic xmlns:a="http://schemas.openxmlformats.org/drawingml/2006/main">
+              <a:graphicData uri="http://schemas.openxmlformats.org/drawingml/2006/picture">
+                <pic:pic xmlns:pic="http://schemas.openxmlformats.org/drawingml/2006/picture">
+                  <pic:nvPicPr>
+                    <pic:cNvPr id="1" name=""/>
+                    <pic:cNvPicPr/>
+                  </pic:nvPicPr>
+                  <pic:blipFill>
+                    <a:blip r:embed="rId26"/>
+                    <a:stretch>
+                      <a:fillRect/>
+                    </a:stretch>
+                  </pic:blipFill>
+                  <pic:spPr>
+                    <a:xfrm>
+                      <a:off x="0" y="0"/>
+                      <a:ext cx="3124200" cy="1647825"/>
+                    </a:xfrm>
+                    <a:prstGeom prst="rect">
+                      <a:avLst/>
+                    </a:prstGeom>
+                  </pic:spPr>
+                </pic:pic>
+              </a:graphicData>
+            </a:graphic>
+          </wp:inline>
+        </w:drawing>
+      </w:r>
+    </w:p>
+    <w:p/>
+    <w:p>
+      <w:r>
+        <w:rPr>
+          <w:noProof/>
+        </w:rPr>
+        <w:lastRenderedPageBreak/>
+        <w:drawing>
+          <wp:inline distT="0" distB="0" distL="0" distR="0" wp14:anchorId="15DD696C" wp14:editId="1B31556C">
+            <wp:extent cx="5274310" cy="5066030"/>
+            <wp:effectExtent l="0" t="0" r="2540" b="1270"/>
+            <wp:docPr id="26" name="图片 26"/>
+            <wp:cNvGraphicFramePr>
+              <a:graphicFrameLocks xmlns:a="http://schemas.openxmlformats.org/drawingml/2006/main" noChangeAspect="1"/>
+            </wp:cNvGraphicFramePr>
+            <a:graphic xmlns:a="http://schemas.openxmlformats.org/drawingml/2006/main">
+              <a:graphicData uri="http://schemas.openxmlformats.org/drawingml/2006/picture">
+                <pic:pic xmlns:pic="http://schemas.openxmlformats.org/drawingml/2006/picture">
+                  <pic:nvPicPr>
+                    <pic:cNvPr id="1" name=""/>
+                    <pic:cNvPicPr/>
+                  </pic:nvPicPr>
+                  <pic:blipFill>
+                    <a:blip r:embed="rId27"/>
+                    <a:stretch>
+                      <a:fillRect/>
+                    </a:stretch>
+                  </pic:blipFill>
+                  <pic:spPr>
+                    <a:xfrm>
+                      <a:off x="0" y="0"/>
+                      <a:ext cx="5274310" cy="5066030"/>
+                    </a:xfrm>
+                    <a:prstGeom prst="rect">
+                      <a:avLst/>
+                    </a:prstGeom>
+                  </pic:spPr>
+                </pic:pic>
+              </a:graphicData>
+            </a:graphic>
+          </wp:inline>
+        </w:drawing>
+      </w:r>
+    </w:p>
+    <w:p/>
+    <w:p/>
+    <w:p>
+      <w:r>
+        <w:rPr>
+          <w:noProof/>
+        </w:rPr>
+        <w:lastRenderedPageBreak/>
+        <w:drawing>
+          <wp:inline distT="0" distB="0" distL="0" distR="0" wp14:anchorId="2FC05FDA" wp14:editId="175EAAE0">
+            <wp:extent cx="4219575" cy="4095750"/>
+            <wp:effectExtent l="0" t="0" r="9525" b="0"/>
+            <wp:docPr id="23" name="图片 23"/>
+            <wp:cNvGraphicFramePr>
+              <a:graphicFrameLocks xmlns:a="http://schemas.openxmlformats.org/drawingml/2006/main" noChangeAspect="1"/>
+            </wp:cNvGraphicFramePr>
+            <a:graphic xmlns:a="http://schemas.openxmlformats.org/drawingml/2006/main">
+              <a:graphicData uri="http://schemas.openxmlformats.org/drawingml/2006/picture">
+                <pic:pic xmlns:pic="http://schemas.openxmlformats.org/drawingml/2006/picture">
+                  <pic:nvPicPr>
+                    <pic:cNvPr id="1" name=""/>
+                    <pic:cNvPicPr/>
+                  </pic:nvPicPr>
+                  <pic:blipFill>
+                    <a:blip r:embed="rId28"/>
+                    <a:stretch>
+                      <a:fillRect/>
+                    </a:stretch>
+                  </pic:blipFill>
+                  <pic:spPr>
+                    <a:xfrm>
+                      <a:off x="0" y="0"/>
+                      <a:ext cx="4219575" cy="4095750"/>
+                    </a:xfrm>
+                    <a:prstGeom prst="rect">
+                      <a:avLst/>
+                    </a:prstGeom>
+                  </pic:spPr>
+                </pic:pic>
+              </a:graphicData>
+            </a:graphic>
+          </wp:inline>
+        </w:drawing>
+      </w:r>
+    </w:p>
+    <w:p/>
+    <w:p/>
+    <w:p>
+      <w:pPr>
+        <w:rPr>
+          <w:rFonts w:hint="eastAsia"/>
+        </w:rPr>
+      </w:pPr>
+      <w:r>
+        <w:rPr>
+          <w:noProof/>
+        </w:rPr>
+        <w:drawing>
+          <wp:inline distT="0" distB="0" distL="0" distR="0" wp14:anchorId="5237FBE8" wp14:editId="47615348">
+            <wp:extent cx="3086100" cy="3000375"/>
+            <wp:effectExtent l="0" t="0" r="0" b="9525"/>
+            <wp:docPr id="27" name="图片 27"/>
+            <wp:cNvGraphicFramePr>
+              <a:graphicFrameLocks xmlns:a="http://schemas.openxmlformats.org/drawingml/2006/main" noChangeAspect="1"/>
+            </wp:cNvGraphicFramePr>
+            <a:graphic xmlns:a="http://schemas.openxmlformats.org/drawingml/2006/main">
+              <a:graphicData uri="http://schemas.openxmlformats.org/drawingml/2006/picture">
+                <pic:pic xmlns:pic="http://schemas.openxmlformats.org/drawingml/2006/picture">
+                  <pic:nvPicPr>
+                    <pic:cNvPr id="1" name=""/>
+                    <pic:cNvPicPr/>
+                  </pic:nvPicPr>
+                  <pic:blipFill>
+                    <a:blip r:embed="rId29"/>
+                    <a:stretch>
+                      <a:fillRect/>
+                    </a:stretch>
+                  </pic:blipFill>
+                  <pic:spPr>
+                    <a:xfrm>
+                      <a:off x="0" y="0"/>
+                      <a:ext cx="3086100" cy="3000375"/>
+                    </a:xfrm>
+                    <a:prstGeom prst="rect">
+                      <a:avLst/>
+                    </a:prstGeom>
+                  </pic:spPr>
+                </pic:pic>
+              </a:graphicData>
+            </a:graphic>
+          </wp:inline>
+        </w:drawing>
+      </w:r>
+    </w:p>
+    <w:p/>
+    <w:p>
+      <w:pPr>
+        <w:rPr>
+          <w:rFonts w:hint="eastAsia"/>
+        </w:rPr>
+      </w:pPr>
+    </w:p>
+    <w:p>
+      <w:r>
+        <w:rPr>
+          <w:noProof/>
+        </w:rPr>
+        <w:lastRenderedPageBreak/>
+        <w:drawing>
+          <wp:inline distT="0" distB="0" distL="0" distR="0" wp14:anchorId="3C68397A" wp14:editId="677CBA26">
+            <wp:extent cx="4600575" cy="4429125"/>
+            <wp:effectExtent l="0" t="0" r="9525" b="9525"/>
+            <wp:docPr id="28" name="图片 28"/>
+            <wp:cNvGraphicFramePr>
+              <a:graphicFrameLocks xmlns:a="http://schemas.openxmlformats.org/drawingml/2006/main" noChangeAspect="1"/>
+            </wp:cNvGraphicFramePr>
+            <a:graphic xmlns:a="http://schemas.openxmlformats.org/drawingml/2006/main">
+              <a:graphicData uri="http://schemas.openxmlformats.org/drawingml/2006/picture">
+                <pic:pic xmlns:pic="http://schemas.openxmlformats.org/drawingml/2006/picture">
+                  <pic:nvPicPr>
+                    <pic:cNvPr id="1" name=""/>
+                    <pic:cNvPicPr/>
+                  </pic:nvPicPr>
+                  <pic:blipFill>
+                    <a:blip r:embed="rId30"/>
+                    <a:stretch>
+                      <a:fillRect/>
+                    </a:stretch>
+                  </pic:blipFill>
+                  <pic:spPr>
+                    <a:xfrm>
+                      <a:off x="0" y="0"/>
+                      <a:ext cx="4600575" cy="4429125"/>
+                    </a:xfrm>
+                    <a:prstGeom prst="rect">
+                      <a:avLst/>
+                    </a:prstGeom>
+                  </pic:spPr>
+                </pic:pic>
+              </a:graphicData>
+            </a:graphic>
+          </wp:inline>
+        </w:drawing>
+      </w:r>
+    </w:p>
+    <w:p>
+      <w:pPr>
+        <w:rPr>
+          <w:rFonts w:hint="eastAsia"/>
+        </w:rPr>
+      </w:pPr>
+      <w:r>
+        <w:rPr>
+          <w:noProof/>
+        </w:rPr>
+        <w:drawing>
+          <wp:inline distT="0" distB="0" distL="0" distR="0" wp14:anchorId="46CC025E" wp14:editId="65AA0563">
+            <wp:extent cx="3362325" cy="3143250"/>
+            <wp:effectExtent l="0" t="0" r="9525" b="0"/>
+            <wp:docPr id="29" name="图片 29"/>
+            <wp:cNvGraphicFramePr>
+              <a:graphicFrameLocks xmlns:a="http://schemas.openxmlformats.org/drawingml/2006/main" noChangeAspect="1"/>
+            </wp:cNvGraphicFramePr>
+            <a:graphic xmlns:a="http://schemas.openxmlformats.org/drawingml/2006/main">
+              <a:graphicData uri="http://schemas.openxmlformats.org/drawingml/2006/picture">
+                <pic:pic xmlns:pic="http://schemas.openxmlformats.org/drawingml/2006/picture">
+                  <pic:nvPicPr>
+                    <pic:cNvPr id="1" name=""/>
+                    <pic:cNvPicPr/>
+                  </pic:nvPicPr>
+                  <pic:blipFill>
+                    <a:blip r:embed="rId31"/>
+                    <a:stretch>
+                      <a:fillRect/>
+                    </a:stretch>
+                  </pic:blipFill>
+                  <pic:spPr>
+                    <a:xfrm>
+                      <a:off x="0" y="0"/>
+                      <a:ext cx="3362325" cy="3143250"/>
+                    </a:xfrm>
+                    <a:prstGeom prst="rect">
+                      <a:avLst/>
+                    </a:prstGeom>
+                  </pic:spPr>
+                </pic:pic>
+              </a:graphicData>
+            </a:graphic>
+          </wp:inline>
+        </w:drawing>
+      </w:r>
+    </w:p>
+    <w:p/>
+    <w:p>
+      <w:r>
+        <w:rPr>
+          <w:noProof/>
+        </w:rPr>
+        <w:lastRenderedPageBreak/>
+        <w:drawing>
+          <wp:inline distT="0" distB="0" distL="0" distR="0" wp14:anchorId="246726D5" wp14:editId="436A74DF">
+            <wp:extent cx="2695575" cy="1333500"/>
+            <wp:effectExtent l="0" t="0" r="9525" b="0"/>
+            <wp:docPr id="30" name="图片 30"/>
+            <wp:cNvGraphicFramePr>
+              <a:graphicFrameLocks xmlns:a="http://schemas.openxmlformats.org/drawingml/2006/main" noChangeAspect="1"/>
+            </wp:cNvGraphicFramePr>
+            <a:graphic xmlns:a="http://schemas.openxmlformats.org/drawingml/2006/main">
+              <a:graphicData uri="http://schemas.openxmlformats.org/drawingml/2006/picture">
+                <pic:pic xmlns:pic="http://schemas.openxmlformats.org/drawingml/2006/picture">
+                  <pic:nvPicPr>
+                    <pic:cNvPr id="1" name=""/>
+                    <pic:cNvPicPr/>
+                  </pic:nvPicPr>
+                  <pic:blipFill>
+                    <a:blip r:embed="rId32"/>
+                    <a:stretch>
+                      <a:fillRect/>
+                    </a:stretch>
+                  </pic:blipFill>
+                  <pic:spPr>
+                    <a:xfrm>
+                      <a:off x="0" y="0"/>
+                      <a:ext cx="2695575" cy="1333500"/>
+                    </a:xfrm>
+                    <a:prstGeom prst="rect">
+                      <a:avLst/>
+                    </a:prstGeom>
+                  </pic:spPr>
+                </pic:pic>
+              </a:graphicData>
+            </a:graphic>
+          </wp:inline>
+        </w:drawing>
+      </w:r>
+    </w:p>
+    <w:p/>
+    <w:p>
+      <w:r>
+        <w:rPr>
+          <w:noProof/>
+        </w:rPr>
+        <w:drawing>
+          <wp:inline distT="0" distB="0" distL="0" distR="0" wp14:anchorId="7CFD619B" wp14:editId="5821AA4E">
+            <wp:extent cx="5274310" cy="4109085"/>
+            <wp:effectExtent l="0" t="0" r="2540" b="5715"/>
+            <wp:docPr id="31" name="图片 31"/>
+            <wp:cNvGraphicFramePr>
+              <a:graphicFrameLocks xmlns:a="http://schemas.openxmlformats.org/drawingml/2006/main" noChangeAspect="1"/>
+            </wp:cNvGraphicFramePr>
+            <a:graphic xmlns:a="http://schemas.openxmlformats.org/drawingml/2006/main">
+              <a:graphicData uri="http://schemas.openxmlformats.org/drawingml/2006/picture">
+                <pic:pic xmlns:pic="http://schemas.openxmlformats.org/drawingml/2006/picture">
+                  <pic:nvPicPr>
+                    <pic:cNvPr id="1" name=""/>
+                    <pic:cNvPicPr/>
+                  </pic:nvPicPr>
+                  <pic:blipFill>
+                    <a:blip r:embed="rId33"/>
+                    <a:stretch>
+                      <a:fillRect/>
+                    </a:stretch>
+                  </pic:blipFill>
+                  <pic:spPr>
+                    <a:xfrm>
+                      <a:off x="0" y="0"/>
+                      <a:ext cx="5274310" cy="4109085"/>
+                    </a:xfrm>
+                    <a:prstGeom prst="rect">
+                      <a:avLst/>
+                    </a:prstGeom>
+                  </pic:spPr>
+                </pic:pic>
+              </a:graphicData>
+            </a:graphic>
+          </wp:inline>
+        </w:drawing>
+      </w:r>
+    </w:p>
+    <w:p/>
+    <w:p>
+      <w:r>
+        <w:rPr>
+          <w:noProof/>
+        </w:rPr>
+        <w:drawing>
+          <wp:inline distT="0" distB="0" distL="0" distR="0" wp14:anchorId="4307209C" wp14:editId="1C8AB4D7">
+            <wp:extent cx="4667250" cy="2305050"/>
+            <wp:effectExtent l="0" t="0" r="0" b="0"/>
+            <wp:docPr id="32" name="图片 32"/>
+            <wp:cNvGraphicFramePr>
+              <a:graphicFrameLocks xmlns:a="http://schemas.openxmlformats.org/drawingml/2006/main" noChangeAspect="1"/>
+            </wp:cNvGraphicFramePr>
+            <a:graphic xmlns:a="http://schemas.openxmlformats.org/drawingml/2006/main">
+              <a:graphicData uri="http://schemas.openxmlformats.org/drawingml/2006/picture">
+                <pic:pic xmlns:pic="http://schemas.openxmlformats.org/drawingml/2006/picture">
+                  <pic:nvPicPr>
+                    <pic:cNvPr id="1" name=""/>
+                    <pic:cNvPicPr/>
+                  </pic:nvPicPr>
+                  <pic:blipFill>
+                    <a:blip r:embed="rId34"/>
+                    <a:stretch>
+                      <a:fillRect/>
+                    </a:stretch>
+                  </pic:blipFill>
+                  <pic:spPr>
+                    <a:xfrm>
+                      <a:off x="0" y="0"/>
+                      <a:ext cx="4667250" cy="2305050"/>
+                    </a:xfrm>
+                    <a:prstGeom prst="rect">
+                      <a:avLst/>
+                    </a:prstGeom>
+                  </pic:spPr>
+                </pic:pic>
+              </a:graphicData>
+            </a:graphic>
+          </wp:inline>
+        </w:drawing>
+      </w:r>
+    </w:p>
+    <w:p/>
+    <w:p/>
+    <w:p>
+      <w:r>
+        <w:rPr>
+          <w:noProof/>
+        </w:rPr>
+        <w:lastRenderedPageBreak/>
+        <w:drawing>
+          <wp:inline distT="0" distB="0" distL="0" distR="0" wp14:anchorId="0155A567" wp14:editId="0F7C0B3C">
+            <wp:extent cx="5274310" cy="1981835"/>
+            <wp:effectExtent l="0" t="0" r="2540" b="0"/>
+            <wp:docPr id="33" name="图片 33"/>
+            <wp:cNvGraphicFramePr>
+              <a:graphicFrameLocks xmlns:a="http://schemas.openxmlformats.org/drawingml/2006/main" noChangeAspect="1"/>
+            </wp:cNvGraphicFramePr>
+            <a:graphic xmlns:a="http://schemas.openxmlformats.org/drawingml/2006/main">
+              <a:graphicData uri="http://schemas.openxmlformats.org/drawingml/2006/picture">
+                <pic:pic xmlns:pic="http://schemas.openxmlformats.org/drawingml/2006/picture">
+                  <pic:nvPicPr>
+                    <pic:cNvPr id="1" name=""/>
+                    <pic:cNvPicPr/>
+                  </pic:nvPicPr>
+                  <pic:blipFill>
+                    <a:blip r:embed="rId35"/>
+                    <a:stretch>
+                      <a:fillRect/>
+                    </a:stretch>
+                  </pic:blipFill>
+                  <pic:spPr>
+                    <a:xfrm>
+                      <a:off x="0" y="0"/>
+                      <a:ext cx="5274310" cy="1981835"/>
+                    </a:xfrm>
+                    <a:prstGeom prst="rect">
+                      <a:avLst/>
+                    </a:prstGeom>
+                  </pic:spPr>
+                </pic:pic>
+              </a:graphicData>
+            </a:graphic>
+          </wp:inline>
+        </w:drawing>
+      </w:r>
+    </w:p>
+    <w:p/>
+    <w:p/>
+    <w:p/>
+    <w:p/>
+    <w:p>
+      <w:pPr>
+        <w:rPr>
+          <w:rFonts w:hint="eastAsia"/>
+        </w:rPr>
+      </w:pPr>
       <w:bookmarkStart w:id="0" w:name="_GoBack"/>
       <w:bookmarkEnd w:id="0"/>
     </w:p>
@@ -1605,13 +2157,9 @@
     <w:p/>
     <w:p/>
     <w:p/>
-    <w:p>
-      <w:pPr>
-        <w:rPr>
-          <w:rFonts w:hint="eastAsia"/>
-        </w:rPr>
-      </w:pPr>
-    </w:p>
+    <w:p/>
+    <w:p/>
+    <w:p/>
     <w:sectPr>
       <w:pgSz w:w="11906" w:h="16838"/>
       <w:pgMar w:top="1440" w:right="1800" w:bottom="1440" w:left="1800" w:header="851" w:footer="992" w:gutter="0"/>
@@ -1620,6 +2168,44 @@
     </w:sectPr>
   </w:body>
 </w:document>
+</file>
+
+<file path=word/endnotes.xml><?xml version="1.0" encoding="utf-8"?>
+<w:endnotes xmlns:wpc="http://schemas.microsoft.com/office/word/2010/wordprocessingCanvas" xmlns:cx="http://schemas.microsoft.com/office/drawing/2014/chartex" xmlns:mc="http://schemas.openxmlformats.org/markup-compatibility/2006" xmlns:o="urn:schemas-microsoft-com:office:office" xmlns:r="http://schemas.openxmlformats.org/officeDocument/2006/relationships" xmlns:m="http://schemas.openxmlformats.org/officeDocument/2006/math" xmlns:v="urn:schemas-microsoft-com:vml" xmlns:wp14="http://schemas.microsoft.com/office/word/2010/wordprocessingDrawing" xmlns:wp="http://schemas.openxmlformats.org/drawingml/2006/wordprocessingDrawing" xmlns:w10="urn:schemas-microsoft-com:office:word" xmlns:w="http://schemas.openxmlformats.org/wordprocessingml/2006/main" xmlns:w14="http://schemas.microsoft.com/office/word/2010/wordml" xmlns:w15="http://schemas.microsoft.com/office/word/2012/wordml" xmlns:w16se="http://schemas.microsoft.com/office/word/2015/wordml/symex" xmlns:wpg="http://schemas.microsoft.com/office/word/2010/wordprocessingGroup" xmlns:wpi="http://schemas.microsoft.com/office/word/2010/wordprocessingInk" xmlns:wne="http://schemas.microsoft.com/office/word/2006/wordml" xmlns:wps="http://schemas.microsoft.com/office/word/2010/wordprocessingShape" mc:Ignorable="w14 w15 w16se wp14">
+  <w:endnote w:type="separator" w:id="-1">
+    <w:p>
+      <w:r>
+        <w:separator/>
+      </w:r>
+    </w:p>
+  </w:endnote>
+  <w:endnote w:type="continuationSeparator" w:id="0">
+    <w:p>
+      <w:r>
+        <w:continuationSeparator/>
+      </w:r>
+    </w:p>
+  </w:endnote>
+</w:endnotes>
+</file>
+
+<file path=word/footnotes.xml><?xml version="1.0" encoding="utf-8"?>
+<w:footnotes xmlns:wpc="http://schemas.microsoft.com/office/word/2010/wordprocessingCanvas" xmlns:cx="http://schemas.microsoft.com/office/drawing/2014/chartex" xmlns:mc="http://schemas.openxmlformats.org/markup-compatibility/2006" xmlns:o="urn:schemas-microsoft-com:office:office" xmlns:r="http://schemas.openxmlformats.org/officeDocument/2006/relationships" xmlns:m="http://schemas.openxmlformats.org/officeDocument/2006/math" xmlns:v="urn:schemas-microsoft-com:vml" xmlns:wp14="http://schemas.microsoft.com/office/word/2010/wordprocessingDrawing" xmlns:wp="http://schemas.openxmlformats.org/drawingml/2006/wordprocessingDrawing" xmlns:w10="urn:schemas-microsoft-com:office:word" xmlns:w="http://schemas.openxmlformats.org/wordprocessingml/2006/main" xmlns:w14="http://schemas.microsoft.com/office/word/2010/wordml" xmlns:w15="http://schemas.microsoft.com/office/word/2012/wordml" xmlns:w16se="http://schemas.microsoft.com/office/word/2015/wordml/symex" xmlns:wpg="http://schemas.microsoft.com/office/word/2010/wordprocessingGroup" xmlns:wpi="http://schemas.microsoft.com/office/word/2010/wordprocessingInk" xmlns:wne="http://schemas.microsoft.com/office/word/2006/wordml" xmlns:wps="http://schemas.microsoft.com/office/word/2010/wordprocessingShape" mc:Ignorable="w14 w15 w16se wp14">
+  <w:footnote w:type="separator" w:id="-1">
+    <w:p>
+      <w:r>
+        <w:separator/>
+      </w:r>
+    </w:p>
+  </w:footnote>
+  <w:footnote w:type="continuationSeparator" w:id="0">
+    <w:p>
+      <w:r>
+        <w:continuationSeparator/>
+      </w:r>
+    </w:p>
+  </w:footnote>
+</w:footnotes>
 </file>
 
 <file path=word/styles.xml><?xml version="1.0" encoding="utf-8"?>
@@ -2117,6 +2703,71 @@
       <w:szCs w:val="32"/>
     </w:rPr>
   </w:style>
+  <w:style w:type="paragraph" w:styleId="a3">
+    <w:name w:val="header"/>
+    <w:basedOn w:val="a"/>
+    <w:link w:val="a4"/>
+    <w:uiPriority w:val="99"/>
+    <w:unhideWhenUsed/>
+    <w:rsid w:val="00C07769"/>
+    <w:pPr>
+      <w:pBdr>
+        <w:bottom w:val="single" w:sz="6" w:space="1" w:color="auto"/>
+      </w:pBdr>
+      <w:tabs>
+        <w:tab w:val="center" w:pos="4153"/>
+        <w:tab w:val="right" w:pos="8306"/>
+      </w:tabs>
+      <w:snapToGrid w:val="0"/>
+      <w:jc w:val="center"/>
+    </w:pPr>
+    <w:rPr>
+      <w:sz w:val="18"/>
+      <w:szCs w:val="18"/>
+    </w:rPr>
+  </w:style>
+  <w:style w:type="character" w:customStyle="1" w:styleId="a4">
+    <w:name w:val="页眉 字符"/>
+    <w:basedOn w:val="a0"/>
+    <w:link w:val="a3"/>
+    <w:uiPriority w:val="99"/>
+    <w:rsid w:val="00C07769"/>
+    <w:rPr>
+      <w:sz w:val="18"/>
+      <w:szCs w:val="18"/>
+    </w:rPr>
+  </w:style>
+  <w:style w:type="paragraph" w:styleId="a5">
+    <w:name w:val="footer"/>
+    <w:basedOn w:val="a"/>
+    <w:link w:val="a6"/>
+    <w:uiPriority w:val="99"/>
+    <w:unhideWhenUsed/>
+    <w:rsid w:val="00C07769"/>
+    <w:pPr>
+      <w:tabs>
+        <w:tab w:val="center" w:pos="4153"/>
+        <w:tab w:val="right" w:pos="8306"/>
+      </w:tabs>
+      <w:snapToGrid w:val="0"/>
+      <w:jc w:val="left"/>
+    </w:pPr>
+    <w:rPr>
+      <w:sz w:val="18"/>
+      <w:szCs w:val="18"/>
+    </w:rPr>
+  </w:style>
+  <w:style w:type="character" w:customStyle="1" w:styleId="a6">
+    <w:name w:val="页脚 字符"/>
+    <w:basedOn w:val="a0"/>
+    <w:link w:val="a5"/>
+    <w:uiPriority w:val="99"/>
+    <w:rsid w:val="00C07769"/>
+    <w:rPr>
+      <w:sz w:val="18"/>
+      <w:szCs w:val="18"/>
+    </w:rPr>
+  </w:style>
 </w:styles>
 </file>
 
